--- a/im2026/assets/sample-briefing.docx
+++ b/im2026/assets/sample-briefing.docx
@@ -12,7 +12,7 @@
     </w:p>
     <w:p>
       <w:r>
-        <w:t>Prepared by the Department of Unicorn Management for the Innovation Month 2026 demonstration. Every agency, program and unicorn in this document is fictional, and the style problems are planted on purpose.</w:t>
+        <w:t>Prepared by the Department of Unicorn Management for demonstration purposes. Every agency, program and unicorn in this document is fictional, and the style problems are planted on purpose.</w:t>
       </w:r>
     </w:p>
     <w:p>
